--- a/PPAFE/16 GUIAS DE USUARIO/Participaciones y Aportaciones Federales y Estatales - AportaEstatales Montos.docx
+++ b/PPAFE/16 GUIAS DE USUARIO/Participaciones y Aportaciones Federales y Estatales - AportaEstatales Montos.docx
@@ -123,7 +123,7 @@
           <w:lang w:val="es-MX" w:eastAsia="es-MX"/>
         </w:rPr>
         <w:drawing>
-          <wp:anchor distT="0" distB="0" distL="114300" distR="114300" simplePos="0" relativeHeight="251805696" behindDoc="0" locked="0" layoutInCell="1" allowOverlap="1" wp14:anchorId="6F593B06" wp14:editId="3599F4DD">
+          <wp:anchor distT="0" distB="0" distL="114300" distR="114300" simplePos="0" relativeHeight="251805696" behindDoc="0" locked="0" layoutInCell="1" allowOverlap="1" wp14:anchorId="6F593B06" wp14:editId="0EBDFD80">
             <wp:simplePos x="0" y="0"/>
             <wp:positionH relativeFrom="margin">
               <wp:posOffset>673617</wp:posOffset>
@@ -1227,7 +1227,7 @@
             </w:rPr>
             <w:fldChar w:fldCharType="separate"/>
           </w:r>
-          <w:hyperlink w:anchor="_Toc200103306" w:history="1">
+          <w:hyperlink w:anchor="_Toc214363182" w:history="1">
             <w:r>
               <w:rPr>
                 <w:rStyle w:val="Hyperlink"/>
@@ -1250,7 +1250,7 @@
               <w:rPr>
                 <w:webHidden/>
               </w:rPr>
-              <w:instrText xml:space="preserve"> PAGEREF _Toc200103306 \h </w:instrText>
+              <w:instrText xml:space="preserve"> PAGEREF _Toc214363182 \h </w:instrText>
             </w:r>
             <w:r>
               <w:rPr>
@@ -1289,7 +1289,7 @@
               <w14:ligatures w14:val="standardContextual"/>
             </w:rPr>
           </w:pPr>
-          <w:hyperlink w:anchor="_Toc200103307" w:history="1">
+          <w:hyperlink w:anchor="_Toc214363183" w:history="1">
             <w:r>
               <w:rPr>
                 <w:rStyle w:val="Hyperlink"/>
@@ -1312,7 +1312,7 @@
               <w:rPr>
                 <w:webHidden/>
               </w:rPr>
-              <w:instrText xml:space="preserve"> PAGEREF _Toc200103307 \h </w:instrText>
+              <w:instrText xml:space="preserve"> PAGEREF _Toc214363183 \h </w:instrText>
             </w:r>
             <w:r>
               <w:rPr>
@@ -1351,7 +1351,7 @@
               <w14:ligatures w14:val="standardContextual"/>
             </w:rPr>
           </w:pPr>
-          <w:hyperlink w:anchor="_Toc200103308" w:history="1">
+          <w:hyperlink w:anchor="_Toc214363184" w:history="1">
             <w:r>
               <w:rPr>
                 <w:rStyle w:val="Hyperlink"/>
@@ -1374,7 +1374,7 @@
               <w:rPr>
                 <w:webHidden/>
               </w:rPr>
-              <w:instrText xml:space="preserve"> PAGEREF _Toc200103308 \h </w:instrText>
+              <w:instrText xml:space="preserve"> PAGEREF _Toc214363184 \h </w:instrText>
             </w:r>
             <w:r>
               <w:rPr>
@@ -1413,7 +1413,7 @@
               <w14:ligatures w14:val="standardContextual"/>
             </w:rPr>
           </w:pPr>
-          <w:hyperlink w:anchor="_Toc200103309" w:history="1">
+          <w:hyperlink w:anchor="_Toc214363185" w:history="1">
             <w:r>
               <w:rPr>
                 <w:rStyle w:val="Hyperlink"/>
@@ -1437,7 +1437,7 @@
               <w:rPr>
                 <w:webHidden/>
               </w:rPr>
-              <w:instrText xml:space="preserve"> PAGEREF _Toc200103309 \h </w:instrText>
+              <w:instrText xml:space="preserve"> PAGEREF _Toc214363185 \h </w:instrText>
             </w:r>
             <w:r>
               <w:rPr>
@@ -1476,7 +1476,7 @@
               <w14:ligatures w14:val="standardContextual"/>
             </w:rPr>
           </w:pPr>
-          <w:hyperlink w:anchor="_Toc200103310" w:history="1">
+          <w:hyperlink w:anchor="_Toc214363186" w:history="1">
             <w:r>
               <w:rPr>
                 <w:rStyle w:val="Hyperlink"/>
@@ -1500,7 +1500,7 @@
               <w:rPr>
                 <w:webHidden/>
               </w:rPr>
-              <w:instrText xml:space="preserve"> PAGEREF _Toc200103310 \h </w:instrText>
+              <w:instrText xml:space="preserve"> PAGEREF _Toc214363186 \h </w:instrText>
             </w:r>
             <w:r>
               <w:rPr>
@@ -1539,7 +1539,7 @@
               <w14:ligatures w14:val="standardContextual"/>
             </w:rPr>
           </w:pPr>
-          <w:hyperlink w:anchor="_Toc200103311" w:history="1">
+          <w:hyperlink w:anchor="_Toc214363187" w:history="1">
             <w:r>
               <w:rPr>
                 <w:rStyle w:val="Hyperlink"/>
@@ -1562,7 +1562,7 @@
               <w:rPr>
                 <w:webHidden/>
               </w:rPr>
-              <w:instrText xml:space="preserve"> PAGEREF _Toc200103311 \h </w:instrText>
+              <w:instrText xml:space="preserve"> PAGEREF _Toc214363187 \h </w:instrText>
             </w:r>
             <w:r>
               <w:rPr>
@@ -1601,7 +1601,7 @@
               <w14:ligatures w14:val="standardContextual"/>
             </w:rPr>
           </w:pPr>
-          <w:hyperlink w:anchor="_Toc200103312" w:history="1">
+          <w:hyperlink w:anchor="_Toc214363188" w:history="1">
             <w:r>
               <w:rPr>
                 <w:rStyle w:val="Hyperlink"/>
@@ -1624,7 +1624,7 @@
               <w:rPr>
                 <w:webHidden/>
               </w:rPr>
-              <w:instrText xml:space="preserve"> PAGEREF _Toc200103312 \h </w:instrText>
+              <w:instrText xml:space="preserve"> PAGEREF _Toc214363188 \h </w:instrText>
             </w:r>
             <w:r>
               <w:rPr>
@@ -1663,7 +1663,7 @@
               <w14:ligatures w14:val="standardContextual"/>
             </w:rPr>
           </w:pPr>
-          <w:hyperlink w:anchor="_Toc200103313" w:history="1">
+          <w:hyperlink w:anchor="_Toc214363189" w:history="1">
             <w:r>
               <w:rPr>
                 <w:rStyle w:val="Hyperlink"/>
@@ -1686,7 +1686,7 @@
               <w:rPr>
                 <w:webHidden/>
               </w:rPr>
-              <w:instrText xml:space="preserve"> PAGEREF _Toc200103313 \h </w:instrText>
+              <w:instrText xml:space="preserve"> PAGEREF _Toc214363189 \h </w:instrText>
             </w:r>
             <w:r>
               <w:rPr>
@@ -1725,7 +1725,7 @@
               <w14:ligatures w14:val="standardContextual"/>
             </w:rPr>
           </w:pPr>
-          <w:hyperlink w:anchor="_Toc200103314" w:history="1">
+          <w:hyperlink w:anchor="_Toc214363190" w:history="1">
             <w:r>
               <w:rPr>
                 <w:rStyle w:val="Hyperlink"/>
@@ -1748,7 +1748,7 @@
               <w:rPr>
                 <w:webHidden/>
               </w:rPr>
-              <w:instrText xml:space="preserve"> PAGEREF _Toc200103314 \h </w:instrText>
+              <w:instrText xml:space="preserve"> PAGEREF _Toc214363190 \h </w:instrText>
             </w:r>
             <w:r>
               <w:rPr>
@@ -1787,12 +1787,12 @@
               <w14:ligatures w14:val="standardContextual"/>
             </w:rPr>
           </w:pPr>
-          <w:hyperlink w:anchor="_Toc200103315" w:history="1">
+          <w:hyperlink w:anchor="_Toc214363191" w:history="1">
             <w:r>
               <w:rPr>
                 <w:rStyle w:val="Hyperlink"/>
               </w:rPr>
-              <w:t>5.- Consulta de estatus</w:t>
+              <w:t>5.- Para eliminar los datos registrados de Aportaciones Estatales - Montos</w:t>
             </w:r>
             <w:r>
               <w:rPr>
@@ -1810,7 +1810,7 @@
               <w:rPr>
                 <w:webHidden/>
               </w:rPr>
-              <w:instrText xml:space="preserve"> PAGEREF _Toc200103315 \h </w:instrText>
+              <w:instrText xml:space="preserve"> PAGEREF _Toc214363191 \h </w:instrText>
             </w:r>
             <w:r>
               <w:rPr>
@@ -1828,6 +1828,68 @@
                 <w:webHidden/>
               </w:rPr>
               <w:t>13</w:t>
+            </w:r>
+            <w:r>
+              <w:rPr>
+                <w:webHidden/>
+              </w:rPr>
+              <w:fldChar w:fldCharType="end"/>
+            </w:r>
+          </w:hyperlink>
+        </w:p>
+        <w:p>
+          <w:pPr>
+            <w:pStyle w:val="TOC1"/>
+            <w:rPr>
+              <w:rFonts w:eastAsiaTheme="minorEastAsia" w:cstheme="minorBidi"/>
+              <w:kern w:val="2"/>
+              <w:sz w:val="24"/>
+              <w:szCs w:val="24"/>
+              <w:lang w:val="en-MX"/>
+              <w14:ligatures w14:val="standardContextual"/>
+            </w:rPr>
+          </w:pPr>
+          <w:hyperlink w:anchor="_Toc214363192" w:history="1">
+            <w:r>
+              <w:rPr>
+                <w:rStyle w:val="Hyperlink"/>
+              </w:rPr>
+              <w:t>6.- Consulta de estatus</w:t>
+            </w:r>
+            <w:r>
+              <w:rPr>
+                <w:webHidden/>
+              </w:rPr>
+              <w:tab/>
+            </w:r>
+            <w:r>
+              <w:rPr>
+                <w:webHidden/>
+              </w:rPr>
+              <w:fldChar w:fldCharType="begin"/>
+            </w:r>
+            <w:r>
+              <w:rPr>
+                <w:webHidden/>
+              </w:rPr>
+              <w:instrText xml:space="preserve"> PAGEREF _Toc214363192 \h </w:instrText>
+            </w:r>
+            <w:r>
+              <w:rPr>
+                <w:webHidden/>
+              </w:rPr>
+            </w:r>
+            <w:r>
+              <w:rPr>
+                <w:webHidden/>
+              </w:rPr>
+              <w:fldChar w:fldCharType="separate"/>
+            </w:r>
+            <w:r>
+              <w:rPr>
+                <w:webHidden/>
+              </w:rPr>
+              <w:t>15</w:t>
             </w:r>
             <w:r>
               <w:rPr>
@@ -2663,7 +2725,7 @@
         </w:rPr>
       </w:pPr>
       <w:bookmarkStart w:id="0" w:name="_Toc123297018"/>
-      <w:bookmarkStart w:id="1" w:name="_Toc200103306"/>
+      <w:bookmarkStart w:id="1" w:name="_Toc214363182"/>
       <w:r>
         <w:rPr>
           <w:rFonts w:cs="Arial"/>
@@ -2836,7 +2898,7 @@
         </w:rPr>
       </w:pPr>
       <w:bookmarkStart w:id="2" w:name="_Toc123297019"/>
-      <w:bookmarkStart w:id="3" w:name="_Toc200103307"/>
+      <w:bookmarkStart w:id="3" w:name="_Toc214363183"/>
       <w:r>
         <w:rPr>
           <w:rFonts w:cs="Arial"/>
@@ -2992,7 +3054,7 @@
         </w:rPr>
       </w:pPr>
       <w:bookmarkStart w:id="4" w:name="_Toc123297020"/>
-      <w:bookmarkStart w:id="5" w:name="_Toc200103308"/>
+      <w:bookmarkStart w:id="5" w:name="_Toc214363184"/>
       <w:r>
         <w:rPr>
           <w:rFonts w:cs="Arial"/>
@@ -3209,7 +3271,7 @@
           <w:szCs w:val="44"/>
         </w:rPr>
       </w:pPr>
-      <w:bookmarkStart w:id="6" w:name="_Toc200103309"/>
+      <w:bookmarkStart w:id="6" w:name="_Toc214363185"/>
       <w:r>
         <w:rPr>
           <w:rFonts w:cs="Arial"/>
@@ -3291,7 +3353,7 @@
           <w:szCs w:val="44"/>
         </w:rPr>
       </w:pPr>
-      <w:bookmarkStart w:id="7" w:name="_Toc200103310"/>
+      <w:bookmarkStart w:id="7" w:name="_Toc214363186"/>
       <w:r>
         <w:rPr>
           <w:rFonts w:cs="Arial"/>
@@ -3472,7 +3534,7 @@
       </w:pPr>
       <w:bookmarkStart w:id="8" w:name="_Toc123565162"/>
       <w:bookmarkStart w:id="9" w:name="_Toc124341669"/>
-      <w:bookmarkStart w:id="10" w:name="_Toc200103311"/>
+      <w:bookmarkStart w:id="10" w:name="_Toc214363187"/>
       <w:r>
         <w:rPr>
           <w:rFonts w:cs="Arial"/>
@@ -4100,7 +4162,7 @@
       </w:pPr>
       <w:bookmarkStart w:id="11" w:name="_Toc123565163"/>
       <w:bookmarkStart w:id="12" w:name="_Toc124341670"/>
-      <w:bookmarkStart w:id="13" w:name="_Toc200103312"/>
+      <w:bookmarkStart w:id="13" w:name="_Toc214363188"/>
       <w:r>
         <w:rPr>
           <w:rFonts w:cs="Arial"/>
@@ -4246,7 +4308,6 @@
     </w:p>
     <w:p>
       <w:pPr>
-        <w:ind w:left="-284"/>
         <w:rPr>
           <w:rFonts w:ascii="Arial" w:hAnsi="Arial" w:cs="Arial"/>
           <w:sz w:val="24"/>
@@ -4262,13 +4323,13 @@
         <mc:AlternateContent>
           <mc:Choice Requires="wps">
             <w:drawing>
-              <wp:anchor distT="0" distB="0" distL="114300" distR="114300" simplePos="0" relativeHeight="251816960" behindDoc="0" locked="0" layoutInCell="1" allowOverlap="1" wp14:anchorId="44E3B6D9" wp14:editId="79FE913C">
+              <wp:anchor distT="0" distB="0" distL="114300" distR="114300" simplePos="0" relativeHeight="251816960" behindDoc="0" locked="0" layoutInCell="1" allowOverlap="1" wp14:anchorId="44E3B6D9" wp14:editId="31B85099">
                 <wp:simplePos x="0" y="0"/>
                 <wp:positionH relativeFrom="column">
-                  <wp:posOffset>-24130</wp:posOffset>
+                  <wp:posOffset>111919</wp:posOffset>
                 </wp:positionH>
                 <wp:positionV relativeFrom="paragraph">
-                  <wp:posOffset>714375</wp:posOffset>
+                  <wp:posOffset>441960</wp:posOffset>
                 </wp:positionV>
                 <wp:extent cx="336550" cy="162000"/>
                 <wp:effectExtent l="12700" t="12700" r="19050" b="15875"/>
@@ -4328,7 +4389,7 @@
           </mc:Choice>
           <mc:Fallback>
             <w:pict>
-              <v:rect w14:anchorId="01D4E846" id="Rectángulo 48" o:spid="_x0000_s1026" style="position:absolute;margin-left:-1.9pt;margin-top:56.25pt;width:26.5pt;height:12.75pt;flip:y;z-index:251816960;visibility:visible;mso-wrap-style:square;mso-width-percent:0;mso-height-percent:0;mso-wrap-distance-left:9pt;mso-wrap-distance-top:0;mso-wrap-distance-right:9pt;mso-wrap-distance-bottom:0;mso-position-horizontal:absolute;mso-position-horizontal-relative:text;mso-position-vertical:absolute;mso-position-vertical-relative:text;mso-width-percent:0;mso-height-percent:0;mso-width-relative:margin;mso-height-relative:margin;v-text-anchor:middle" o:gfxdata="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" filled="f" strokecolor="red" strokeweight="2.25pt"/>
+              <v:rect w14:anchorId="3E97D673" id="Rectángulo 48" o:spid="_x0000_s1026" style="position:absolute;margin-left:8.8pt;margin-top:34.8pt;width:26.5pt;height:12.75pt;flip:y;z-index:251816960;visibility:visible;mso-wrap-style:square;mso-width-percent:0;mso-height-percent:0;mso-wrap-distance-left:9pt;mso-wrap-distance-top:0;mso-wrap-distance-right:9pt;mso-wrap-distance-bottom:0;mso-position-horizontal:absolute;mso-position-horizontal-relative:text;mso-position-vertical:absolute;mso-position-vertical-relative:text;mso-width-percent:0;mso-height-percent:0;mso-width-relative:margin;mso-height-relative:margin;v-text-anchor:middle" o:gfxdata="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" filled="f" strokecolor="red" strokeweight="2.25pt"/>
             </w:pict>
           </mc:Fallback>
         </mc:AlternateContent>
@@ -4336,23 +4397,15 @@
       <w:r>
         <w:rPr>
           <w:rFonts w:ascii="Arial" w:hAnsi="Arial" w:cs="Arial"/>
-          <w:sz w:val="24"/>
-          <w:szCs w:val="24"/>
-        </w:rPr>
-        <w:t xml:space="preserve">      </w:t>
-      </w:r>
-      <w:r>
-        <w:rPr>
-          <w:rFonts w:ascii="Arial" w:hAnsi="Arial" w:cs="Arial"/>
           <w:noProof/>
           <w:sz w:val="24"/>
           <w:szCs w:val="24"/>
         </w:rPr>
         <w:drawing>
-          <wp:inline distT="0" distB="0" distL="0" distR="0" wp14:anchorId="53DB4E64" wp14:editId="2DB937AF">
-            <wp:extent cx="5400000" cy="2418941"/>
-            <wp:effectExtent l="152400" t="152400" r="340995" b="337185"/>
-            <wp:docPr id="1011523826" name="Picture 2"/>
+          <wp:inline distT="0" distB="0" distL="0" distR="0" wp14:anchorId="132BECA2" wp14:editId="1086642E">
+            <wp:extent cx="5220000" cy="1999876"/>
+            <wp:effectExtent l="152400" t="152400" r="342900" b="337185"/>
+            <wp:docPr id="70404147" name="Picture 1"/>
             <wp:cNvGraphicFramePr>
               <a:graphicFrameLocks xmlns:a="http://schemas.openxmlformats.org/drawingml/2006/main" noChangeAspect="1"/>
             </wp:cNvGraphicFramePr>
@@ -4360,7 +4413,7 @@
               <a:graphicData uri="http://schemas.openxmlformats.org/drawingml/2006/picture">
                 <pic:pic xmlns:pic="http://schemas.openxmlformats.org/drawingml/2006/picture">
                   <pic:nvPicPr>
-                    <pic:cNvPr id="1011523826" name="Picture 1011523826"/>
+                    <pic:cNvPr id="70404147" name="Picture 70404147"/>
                     <pic:cNvPicPr/>
                   </pic:nvPicPr>
                   <pic:blipFill>
@@ -4378,7 +4431,7 @@
                   <pic:spPr>
                     <a:xfrm>
                       <a:off x="0" y="0"/>
-                      <a:ext cx="5400000" cy="2418941"/>
+                      <a:ext cx="5220000" cy="1999876"/>
                     </a:xfrm>
                     <a:prstGeom prst="rect">
                       <a:avLst/>
@@ -4617,9 +4670,9 @@
         </w:rPr>
         <w:lastRenderedPageBreak/>
         <w:drawing>
-          <wp:inline distT="0" distB="0" distL="0" distR="0" wp14:anchorId="7F4661E9" wp14:editId="04EB3347">
-            <wp:extent cx="5400000" cy="2508147"/>
-            <wp:effectExtent l="152400" t="152400" r="328295" b="337185"/>
+          <wp:inline distT="0" distB="0" distL="0" distR="0" wp14:anchorId="7F4661E9" wp14:editId="05079FB4">
+            <wp:extent cx="5220000" cy="2424542"/>
+            <wp:effectExtent l="152400" t="152400" r="330200" b="344170"/>
             <wp:docPr id="64557463" name="Picture 1"/>
             <wp:cNvGraphicFramePr>
               <a:graphicFrameLocks xmlns:a="http://schemas.openxmlformats.org/drawingml/2006/main" noChangeAspect="1"/>
@@ -4646,7 +4699,7 @@
                   <pic:spPr>
                     <a:xfrm>
                       <a:off x="0" y="0"/>
-                      <a:ext cx="5400000" cy="2508147"/>
+                      <a:ext cx="5220000" cy="2424542"/>
                     </a:xfrm>
                     <a:prstGeom prst="rect">
                       <a:avLst/>
@@ -4665,16 +4718,6 @@
           </wp:inline>
         </w:drawing>
       </w:r>
-    </w:p>
-    <w:p>
-      <w:pPr>
-        <w:jc w:val="center"/>
-        <w:rPr>
-          <w:rFonts w:ascii="Arial" w:hAnsi="Arial" w:cs="Arial"/>
-          <w:noProof/>
-          <w:lang w:val="es-MX" w:eastAsia="es-MX"/>
-        </w:rPr>
-      </w:pPr>
     </w:p>
     <w:p>
       <w:pPr>
@@ -4869,7 +4912,7 @@
           <w:lang w:val="es-MX" w:eastAsia="es-MX"/>
         </w:rPr>
         <w:drawing>
-          <wp:inline distT="0" distB="0" distL="0" distR="0" wp14:anchorId="7BEA9BCF" wp14:editId="4D1A4C3A">
+          <wp:inline distT="0" distB="0" distL="0" distR="0" wp14:anchorId="7BEA9BCF" wp14:editId="2F770BAC">
             <wp:extent cx="5400000" cy="2508147"/>
             <wp:effectExtent l="152400" t="152400" r="328295" b="337185"/>
             <wp:docPr id="1336727454" name="Picture 1"/>
@@ -5055,7 +5098,7 @@
           <w:szCs w:val="24"/>
         </w:rPr>
         <w:drawing>
-          <wp:inline distT="0" distB="0" distL="0" distR="0" wp14:anchorId="6798D403" wp14:editId="121C4982">
+          <wp:inline distT="0" distB="0" distL="0" distR="0" wp14:anchorId="6798D403" wp14:editId="3A88DC45">
             <wp:extent cx="5400000" cy="2418941"/>
             <wp:effectExtent l="152400" t="152400" r="340995" b="337185"/>
             <wp:docPr id="1911126032" name="Picture 2"/>
@@ -5070,7 +5113,7 @@
                     <pic:cNvPicPr/>
                   </pic:nvPicPr>
                   <pic:blipFill>
-                    <a:blip r:embed="rId11" cstate="print">
+                    <a:blip r:embed="rId13" cstate="print">
                       <a:extLst>
                         <a:ext uri="{28A0092B-C50C-407E-A947-70E740481C1C}">
                           <a14:useLocalDpi xmlns:a14="http://schemas.microsoft.com/office/drawing/2010/main" val="0"/>
@@ -5605,7 +5648,7 @@
       </w:pPr>
       <w:bookmarkStart w:id="14" w:name="_Toc123565164"/>
       <w:bookmarkStart w:id="15" w:name="_Toc124341671"/>
-      <w:bookmarkStart w:id="16" w:name="_Toc200103313"/>
+      <w:bookmarkStart w:id="16" w:name="_Toc214363189"/>
       <w:r>
         <w:rPr>
           <w:rFonts w:cs="Arial"/>
@@ -5730,7 +5773,7 @@
                     <pic:cNvPicPr/>
                   </pic:nvPicPr>
                   <pic:blipFill>
-                    <a:blip r:embed="rId13">
+                    <a:blip r:embed="rId14">
                       <a:extLst>
                         <a:ext uri="{28A0092B-C50C-407E-A947-70E740481C1C}">
                           <a14:useLocalDpi xmlns:a14="http://schemas.microsoft.com/office/drawing/2010/main" val="0"/>
@@ -5856,7 +5899,7 @@
           <w:szCs w:val="24"/>
         </w:rPr>
         <w:drawing>
-          <wp:inline distT="0" distB="0" distL="0" distR="0" wp14:anchorId="46FFED21" wp14:editId="7383608F">
+          <wp:inline distT="0" distB="0" distL="0" distR="0" wp14:anchorId="46FFED21" wp14:editId="5DA26851">
             <wp:extent cx="5400000" cy="2418941"/>
             <wp:effectExtent l="152400" t="152400" r="340995" b="337185"/>
             <wp:docPr id="1359855145" name="Picture 2"/>
@@ -5871,7 +5914,7 @@
                     <pic:cNvPicPr/>
                   </pic:nvPicPr>
                   <pic:blipFill>
-                    <a:blip r:embed="rId11" cstate="print">
+                    <a:blip r:embed="rId13" cstate="print">
                       <a:extLst>
                         <a:ext uri="{28A0092B-C50C-407E-A947-70E740481C1C}">
                           <a14:useLocalDpi xmlns:a14="http://schemas.microsoft.com/office/drawing/2010/main" val="0"/>
@@ -6021,7 +6064,7 @@
           <w:lang w:val="es-MX" w:eastAsia="es-MX"/>
         </w:rPr>
         <w:drawing>
-          <wp:inline distT="0" distB="0" distL="0" distR="0" wp14:anchorId="69886161" wp14:editId="4784CF87">
+          <wp:inline distT="0" distB="0" distL="0" distR="0" wp14:anchorId="69886161" wp14:editId="40823119">
             <wp:extent cx="5400000" cy="2450102"/>
             <wp:effectExtent l="152400" t="152400" r="328295" b="344170"/>
             <wp:docPr id="406114544" name="Picture 2"/>
@@ -6036,7 +6079,7 @@
                     <pic:cNvPicPr/>
                   </pic:nvPicPr>
                   <pic:blipFill>
-                    <a:blip r:embed="rId14" cstate="print">
+                    <a:blip r:embed="rId15" cstate="print">
                       <a:extLst>
                         <a:ext uri="{28A0092B-C50C-407E-A947-70E740481C1C}">
                           <a14:useLocalDpi xmlns:a14="http://schemas.microsoft.com/office/drawing/2010/main" val="0"/>
@@ -6200,7 +6243,7 @@
           <w:sz w:val="24"/>
           <w:szCs w:val="24"/>
         </w:rPr>
-        <w:t>Aprobar</w:t>
+        <w:t>Validar</w:t>
       </w:r>
       <w:r>
         <w:rPr>
@@ -6235,7 +6278,7 @@
           <w:sz w:val="24"/>
           <w:szCs w:val="24"/>
         </w:rPr>
-        <w:t>Aprobar</w:t>
+        <w:t>Validar</w:t>
       </w:r>
       <w:r>
         <w:rPr>
@@ -6386,7 +6429,7 @@
           <w:szCs w:val="24"/>
         </w:rPr>
         <w:drawing>
-          <wp:inline distT="0" distB="0" distL="0" distR="0" wp14:anchorId="5F7CBFCF" wp14:editId="5ED2B223">
+          <wp:inline distT="0" distB="0" distL="0" distR="0" wp14:anchorId="5F7CBFCF" wp14:editId="1ABC2FCB">
             <wp:extent cx="5400000" cy="2418941"/>
             <wp:effectExtent l="152400" t="152400" r="340995" b="337185"/>
             <wp:docPr id="1803990920" name="Picture 2"/>
@@ -6401,7 +6444,7 @@
                     <pic:cNvPicPr/>
                   </pic:nvPicPr>
                   <pic:blipFill>
-                    <a:blip r:embed="rId11" cstate="print">
+                    <a:blip r:embed="rId13" cstate="print">
                       <a:extLst>
                         <a:ext uri="{28A0092B-C50C-407E-A947-70E740481C1C}">
                           <a14:useLocalDpi xmlns:a14="http://schemas.microsoft.com/office/drawing/2010/main" val="0"/>
@@ -6474,7 +6517,7 @@
       </w:pPr>
       <w:bookmarkStart w:id="17" w:name="_Toc124161440"/>
       <w:bookmarkStart w:id="18" w:name="_Toc124341672"/>
-      <w:bookmarkStart w:id="19" w:name="_Toc200103314"/>
+      <w:bookmarkStart w:id="19" w:name="_Toc214363190"/>
       <w:r>
         <w:rPr>
           <w:rFonts w:cs="Arial"/>
@@ -6650,7 +6693,7 @@
           <w:szCs w:val="24"/>
         </w:rPr>
         <w:drawing>
-          <wp:inline distT="0" distB="0" distL="0" distR="0" wp14:anchorId="1C158E5E" wp14:editId="719E3E8E">
+          <wp:inline distT="0" distB="0" distL="0" distR="0" wp14:anchorId="1C158E5E" wp14:editId="4CF9804F">
             <wp:extent cx="5400000" cy="2418941"/>
             <wp:effectExtent l="152400" t="152400" r="340995" b="337185"/>
             <wp:docPr id="195424356" name="Picture 2"/>
@@ -6665,7 +6708,7 @@
                     <pic:cNvPicPr/>
                   </pic:nvPicPr>
                   <pic:blipFill>
-                    <a:blip r:embed="rId11" cstate="print">
+                    <a:blip r:embed="rId13" cstate="print">
                       <a:extLst>
                         <a:ext uri="{28A0092B-C50C-407E-A947-70E740481C1C}">
                           <a14:useLocalDpi xmlns:a14="http://schemas.microsoft.com/office/drawing/2010/main" val="0"/>
@@ -6767,41 +6810,95 @@
           <w:sz w:val="24"/>
           <w:szCs w:val="24"/>
         </w:rPr>
-        <w:t>• Cancelar: Permite cancelar el proceso y redirige al usuario a la pantalla principal sin realizar ningún cambio en los datos ni en la tabla de peticiones.</w:t>
-      </w:r>
-    </w:p>
-    <w:p>
-      <w:pPr>
-        <w:rPr>
-          <w:rFonts w:ascii="Arial" w:hAnsi="Arial" w:cs="Arial"/>
-          <w:sz w:val="24"/>
-          <w:szCs w:val="24"/>
-        </w:rPr>
-      </w:pPr>
-      <w:r>
-        <w:rPr>
-          <w:rFonts w:ascii="Arial" w:hAnsi="Arial" w:cs="Arial"/>
-          <w:sz w:val="24"/>
-          <w:szCs w:val="24"/>
-        </w:rPr>
-        <w:t>• Devolver: Retorna la petición al usuario que la capturó en caso de que contenga errores, para su corrección.</w:t>
-      </w:r>
-    </w:p>
-    <w:p>
-      <w:pPr>
-        <w:rPr>
-          <w:rFonts w:ascii="Arial" w:hAnsi="Arial" w:cs="Arial"/>
-          <w:sz w:val="24"/>
-          <w:szCs w:val="24"/>
-        </w:rPr>
-      </w:pPr>
-      <w:r>
-        <w:rPr>
-          <w:rFonts w:ascii="Arial" w:hAnsi="Arial" w:cs="Arial"/>
-          <w:sz w:val="24"/>
-          <w:szCs w:val="24"/>
-        </w:rPr>
-        <w:t>• Publicar: Guarda los cambios, actualiza el estatus de la petición y se publican los datos en la plataforma pública.</w:t>
+        <w:t xml:space="preserve">• </w:t>
+      </w:r>
+      <w:r>
+        <w:rPr>
+          <w:rFonts w:ascii="Arial" w:hAnsi="Arial" w:cs="Arial"/>
+          <w:b/>
+          <w:bCs/>
+          <w:sz w:val="24"/>
+          <w:szCs w:val="24"/>
+        </w:rPr>
+        <w:t>Cancelar</w:t>
+      </w:r>
+      <w:r>
+        <w:rPr>
+          <w:rFonts w:ascii="Arial" w:hAnsi="Arial" w:cs="Arial"/>
+          <w:sz w:val="24"/>
+          <w:szCs w:val="24"/>
+        </w:rPr>
+        <w:t>: Permite cancelar el proceso y redirige al usuario a la pantalla principal sin realizar ningún cambio en los datos ni en la tabla de peticiones.</w:t>
+      </w:r>
+    </w:p>
+    <w:p>
+      <w:pPr>
+        <w:rPr>
+          <w:rFonts w:ascii="Arial" w:hAnsi="Arial" w:cs="Arial"/>
+          <w:sz w:val="24"/>
+          <w:szCs w:val="24"/>
+        </w:rPr>
+      </w:pPr>
+      <w:r>
+        <w:rPr>
+          <w:rFonts w:ascii="Arial" w:hAnsi="Arial" w:cs="Arial"/>
+          <w:sz w:val="24"/>
+          <w:szCs w:val="24"/>
+        </w:rPr>
+        <w:t xml:space="preserve">• </w:t>
+      </w:r>
+      <w:r>
+        <w:rPr>
+          <w:rFonts w:ascii="Arial" w:hAnsi="Arial" w:cs="Arial"/>
+          <w:b/>
+          <w:bCs/>
+          <w:sz w:val="24"/>
+          <w:szCs w:val="24"/>
+        </w:rPr>
+        <w:t>Devolver</w:t>
+      </w:r>
+      <w:r>
+        <w:rPr>
+          <w:rFonts w:ascii="Arial" w:hAnsi="Arial" w:cs="Arial"/>
+          <w:sz w:val="24"/>
+          <w:szCs w:val="24"/>
+        </w:rPr>
+        <w:t>: Retorna la petición al usuario que la capturó en caso de que contenga errores, para su corrección.</w:t>
+      </w:r>
+    </w:p>
+    <w:p>
+      <w:pPr>
+        <w:rPr>
+          <w:rFonts w:ascii="Arial" w:hAnsi="Arial" w:cs="Arial"/>
+          <w:sz w:val="24"/>
+          <w:szCs w:val="24"/>
+        </w:rPr>
+      </w:pPr>
+      <w:r>
+        <w:rPr>
+          <w:rFonts w:ascii="Arial" w:hAnsi="Arial" w:cs="Arial"/>
+          <w:sz w:val="24"/>
+          <w:szCs w:val="24"/>
+        </w:rPr>
+        <w:t xml:space="preserve">• </w:t>
+      </w:r>
+      <w:r>
+        <w:rPr>
+          <w:rFonts w:ascii="Arial" w:hAnsi="Arial" w:cs="Arial"/>
+          <w:b/>
+          <w:bCs/>
+          <w:sz w:val="24"/>
+          <w:szCs w:val="24"/>
+        </w:rPr>
+        <w:t>Publicar</w:t>
+      </w:r>
+      <w:r>
+        <w:rPr>
+          <w:rFonts w:ascii="Arial" w:hAnsi="Arial" w:cs="Arial"/>
+          <w:sz w:val="24"/>
+          <w:szCs w:val="24"/>
+        </w:rPr>
+        <w:t>: Guarda los cambios, actualiza el estatus de la petición y se publican los datos en la plataforma pública.</w:t>
       </w:r>
     </w:p>
     <w:p/>
@@ -6926,7 +7023,7 @@
           <w:lang w:val="es-MX" w:eastAsia="es-MX"/>
         </w:rPr>
         <w:drawing>
-          <wp:inline distT="0" distB="0" distL="0" distR="0" wp14:anchorId="3047E3A6" wp14:editId="0DF33D56">
+          <wp:inline distT="0" distB="0" distL="0" distR="0" wp14:anchorId="3047E3A6" wp14:editId="63E11542">
             <wp:extent cx="5400000" cy="2440326"/>
             <wp:effectExtent l="152400" t="152400" r="328295" b="340995"/>
             <wp:docPr id="1409478502" name="Picture 3"/>
@@ -6941,7 +7038,7 @@
                     <pic:cNvPicPr/>
                   </pic:nvPicPr>
                   <pic:blipFill>
-                    <a:blip r:embed="rId15" cstate="print">
+                    <a:blip r:embed="rId16" cstate="print">
                       <a:extLst>
                         <a:ext uri="{28A0092B-C50C-407E-A947-70E740481C1C}">
                           <a14:useLocalDpi xmlns:a14="http://schemas.microsoft.com/office/drawing/2010/main" val="0"/>
@@ -7012,21 +7109,726 @@
           <w:color w:val="auto"/>
         </w:rPr>
       </w:pPr>
-      <w:bookmarkStart w:id="20" w:name="_Toc123565165"/>
-      <w:bookmarkStart w:id="21" w:name="_Toc124341673"/>
-      <w:bookmarkStart w:id="22" w:name="_Toc200103315"/>
+      <w:bookmarkStart w:id="20" w:name="_Toc211942413"/>
+      <w:bookmarkStart w:id="21" w:name="_Toc213340177"/>
+      <w:bookmarkStart w:id="22" w:name="_Toc214363191"/>
       <w:r>
         <w:rPr>
           <w:rFonts w:cs="Arial"/>
           <w:b w:val="0"/>
           <w:color w:val="auto"/>
         </w:rPr>
-        <w:t>5.- Consulta de estatus</w:t>
+        <w:t>5</w:t>
+      </w:r>
+      <w:r>
+        <w:rPr>
+          <w:rFonts w:cs="Arial"/>
+          <w:b w:val="0"/>
+          <w:color w:val="auto"/>
+        </w:rPr>
+        <w:t xml:space="preserve">.- </w:t>
+      </w:r>
+      <w:r>
+        <w:rPr>
+          <w:rFonts w:cs="Arial"/>
+          <w:b w:val="0"/>
+          <w:color w:val="auto"/>
+        </w:rPr>
+        <w:t>Para eliminar los datos registrados</w:t>
       </w:r>
       <w:bookmarkEnd w:id="20"/>
+      <w:r>
+        <w:rPr>
+          <w:rFonts w:cs="Arial"/>
+          <w:b w:val="0"/>
+          <w:color w:val="auto"/>
+        </w:rPr>
+        <w:t xml:space="preserve"> </w:t>
+      </w:r>
+      <w:r>
+        <w:rPr>
+          <w:rFonts w:cs="Arial"/>
+          <w:b w:val="0"/>
+          <w:color w:val="auto"/>
+        </w:rPr>
+        <w:t xml:space="preserve">de </w:t>
+      </w:r>
+      <w:r>
+        <w:rPr>
+          <w:rFonts w:cs="Arial"/>
+          <w:b w:val="0"/>
+          <w:color w:val="auto"/>
+        </w:rPr>
+        <w:t>Aportaciones</w:t>
+      </w:r>
+      <w:r>
+        <w:rPr>
+          <w:rFonts w:cs="Arial"/>
+          <w:b w:val="0"/>
+          <w:color w:val="auto"/>
+        </w:rPr>
+        <w:t xml:space="preserve"> </w:t>
+      </w:r>
+      <w:r>
+        <w:rPr>
+          <w:rFonts w:cs="Arial"/>
+          <w:b w:val="0"/>
+          <w:color w:val="auto"/>
+        </w:rPr>
+        <w:t>Estatales</w:t>
+      </w:r>
+      <w:r>
+        <w:rPr>
+          <w:rFonts w:cs="Arial"/>
+          <w:b w:val="0"/>
+          <w:color w:val="auto"/>
+        </w:rPr>
+        <w:t xml:space="preserve"> - Montos</w:t>
+      </w:r>
       <w:bookmarkEnd w:id="21"/>
       <w:bookmarkEnd w:id="22"/>
     </w:p>
+    <w:p>
+      <w:pPr>
+        <w:rPr>
+          <w:rFonts w:ascii="Arial" w:hAnsi="Arial" w:cs="Arial"/>
+          <w:sz w:val="24"/>
+          <w:szCs w:val="24"/>
+        </w:rPr>
+      </w:pPr>
+    </w:p>
+    <w:p>
+      <w:pPr>
+        <w:rPr>
+          <w:rFonts w:ascii="Arial" w:hAnsi="Arial" w:cs="Arial"/>
+          <w:sz w:val="24"/>
+          <w:szCs w:val="24"/>
+        </w:rPr>
+      </w:pPr>
+      <w:r>
+        <w:rPr>
+          <w:rFonts w:ascii="Arial" w:hAnsi="Arial" w:cs="Arial"/>
+          <w:sz w:val="24"/>
+          <w:szCs w:val="24"/>
+        </w:rPr>
+        <w:t>5</w:t>
+      </w:r>
+      <w:r>
+        <w:rPr>
+          <w:rFonts w:ascii="Arial" w:hAnsi="Arial" w:cs="Arial"/>
+          <w:sz w:val="24"/>
+          <w:szCs w:val="24"/>
+        </w:rPr>
+        <w:t xml:space="preserve">.1.- Para </w:t>
+      </w:r>
+      <w:r>
+        <w:rPr>
+          <w:rFonts w:ascii="Arial" w:hAnsi="Arial" w:cs="Arial"/>
+          <w:sz w:val="24"/>
+          <w:szCs w:val="24"/>
+        </w:rPr>
+        <w:t>eliminar</w:t>
+      </w:r>
+      <w:r>
+        <w:rPr>
+          <w:rFonts w:ascii="Arial" w:hAnsi="Arial" w:cs="Arial"/>
+          <w:sz w:val="24"/>
+          <w:szCs w:val="24"/>
+        </w:rPr>
+        <w:t xml:space="preserve"> los detalles de</w:t>
+      </w:r>
+      <w:r>
+        <w:rPr>
+          <w:rFonts w:ascii="Arial" w:hAnsi="Arial" w:cs="Arial"/>
+          <w:sz w:val="24"/>
+          <w:szCs w:val="24"/>
+        </w:rPr>
+        <w:t xml:space="preserve"> </w:t>
+      </w:r>
+      <w:r>
+        <w:rPr>
+          <w:rFonts w:ascii="Arial" w:hAnsi="Arial" w:cs="Arial"/>
+          <w:sz w:val="24"/>
+          <w:szCs w:val="24"/>
+        </w:rPr>
+        <w:t>l</w:t>
+      </w:r>
+      <w:r>
+        <w:rPr>
+          <w:rFonts w:ascii="Arial" w:hAnsi="Arial" w:cs="Arial"/>
+          <w:sz w:val="24"/>
+          <w:szCs w:val="24"/>
+        </w:rPr>
+        <w:t>a</w:t>
+      </w:r>
+      <w:r>
+        <w:rPr>
+          <w:rFonts w:ascii="Arial" w:hAnsi="Arial" w:cs="Arial"/>
+          <w:sz w:val="24"/>
+          <w:szCs w:val="24"/>
+        </w:rPr>
+        <w:t xml:space="preserve"> </w:t>
+      </w:r>
+      <w:r>
+        <w:rPr>
+          <w:rFonts w:ascii="Arial" w:hAnsi="Arial" w:cs="Arial"/>
+          <w:sz w:val="24"/>
+          <w:szCs w:val="24"/>
+        </w:rPr>
+        <w:t xml:space="preserve">información de </w:t>
+      </w:r>
+      <w:r>
+        <w:rPr>
+          <w:rFonts w:ascii="Arial" w:hAnsi="Arial" w:cs="Arial"/>
+          <w:sz w:val="24"/>
+          <w:szCs w:val="24"/>
+        </w:rPr>
+        <w:t>Aportaciones</w:t>
+      </w:r>
+      <w:r>
+        <w:rPr>
+          <w:rFonts w:ascii="Arial" w:hAnsi="Arial" w:cs="Arial"/>
+          <w:sz w:val="24"/>
+          <w:szCs w:val="24"/>
+        </w:rPr>
+        <w:t xml:space="preserve"> </w:t>
+      </w:r>
+      <w:r>
+        <w:rPr>
+          <w:rFonts w:ascii="Arial" w:hAnsi="Arial" w:cs="Arial"/>
+          <w:sz w:val="24"/>
+          <w:szCs w:val="24"/>
+        </w:rPr>
+        <w:t>Estatales</w:t>
+      </w:r>
+      <w:r>
+        <w:rPr>
+          <w:rFonts w:ascii="Arial" w:hAnsi="Arial" w:cs="Arial"/>
+          <w:sz w:val="24"/>
+          <w:szCs w:val="24"/>
+        </w:rPr>
+        <w:t xml:space="preserve"> - Montos deberá seleccionar el icono de Eliminar   </w:t>
+      </w:r>
+      <w:r>
+        <w:rPr>
+          <w:rFonts w:ascii="Arial" w:hAnsi="Arial" w:cs="Arial"/>
+          <w:noProof/>
+          <w:sz w:val="24"/>
+          <w:szCs w:val="24"/>
+        </w:rPr>
+        <w:drawing>
+          <wp:inline distT="0" distB="0" distL="0" distR="0" wp14:anchorId="61AEFA0E" wp14:editId="10BBD124">
+            <wp:extent cx="180000" cy="212000"/>
+            <wp:effectExtent l="0" t="0" r="0" b="4445"/>
+            <wp:docPr id="39704351" name="Picture 2"/>
+            <wp:cNvGraphicFramePr>
+              <a:graphicFrameLocks xmlns:a="http://schemas.openxmlformats.org/drawingml/2006/main" noChangeAspect="1"/>
+            </wp:cNvGraphicFramePr>
+            <a:graphic xmlns:a="http://schemas.openxmlformats.org/drawingml/2006/main">
+              <a:graphicData uri="http://schemas.openxmlformats.org/drawingml/2006/picture">
+                <pic:pic xmlns:pic="http://schemas.openxmlformats.org/drawingml/2006/picture">
+                  <pic:nvPicPr>
+                    <pic:cNvPr id="39704351" name="Picture 39704351"/>
+                    <pic:cNvPicPr/>
+                  </pic:nvPicPr>
+                  <pic:blipFill>
+                    <a:blip r:embed="rId17" cstate="print">
+                      <a:extLst>
+                        <a:ext uri="{28A0092B-C50C-407E-A947-70E740481C1C}">
+                          <a14:useLocalDpi xmlns:a14="http://schemas.microsoft.com/office/drawing/2010/main" val="0"/>
+                        </a:ext>
+                      </a:extLst>
+                    </a:blip>
+                    <a:stretch>
+                      <a:fillRect/>
+                    </a:stretch>
+                  </pic:blipFill>
+                  <pic:spPr>
+                    <a:xfrm>
+                      <a:off x="0" y="0"/>
+                      <a:ext cx="180000" cy="212000"/>
+                    </a:xfrm>
+                    <a:prstGeom prst="rect">
+                      <a:avLst/>
+                    </a:prstGeom>
+                  </pic:spPr>
+                </pic:pic>
+              </a:graphicData>
+            </a:graphic>
+          </wp:inline>
+        </w:drawing>
+      </w:r>
+    </w:p>
+    <w:p>
+      <w:pPr>
+        <w:spacing w:line="276" w:lineRule="auto"/>
+        <w:rPr>
+          <w:rFonts w:ascii="Arial" w:hAnsi="Arial" w:cs="Arial"/>
+          <w:sz w:val="24"/>
+          <w:szCs w:val="24"/>
+        </w:rPr>
+      </w:pPr>
+    </w:p>
+    <w:p>
+      <w:pPr>
+        <w:spacing w:line="276" w:lineRule="auto"/>
+        <w:rPr>
+          <w:rFonts w:ascii="Arial" w:hAnsi="Arial" w:cs="Arial"/>
+          <w:sz w:val="24"/>
+          <w:szCs w:val="24"/>
+        </w:rPr>
+      </w:pPr>
+      <w:r>
+        <w:rPr>
+          <w:noProof/>
+          <w:lang w:val="es-MX" w:eastAsia="es-MX"/>
+        </w:rPr>
+        <mc:AlternateContent>
+          <mc:Choice Requires="wps">
+            <w:drawing>
+              <wp:anchor distT="0" distB="0" distL="114300" distR="114300" simplePos="0" relativeHeight="251863040" behindDoc="0" locked="0" layoutInCell="1" allowOverlap="1" wp14:anchorId="105314B1" wp14:editId="55AA3CCD">
+                <wp:simplePos x="0" y="0"/>
+                <wp:positionH relativeFrom="column">
+                  <wp:posOffset>220980</wp:posOffset>
+                </wp:positionH>
+                <wp:positionV relativeFrom="paragraph">
+                  <wp:posOffset>741204</wp:posOffset>
+                </wp:positionV>
+                <wp:extent cx="132080" cy="139700"/>
+                <wp:effectExtent l="12700" t="12700" r="7620" b="12700"/>
+                <wp:wrapNone/>
+                <wp:docPr id="244479765" name="Rectángulo 36"/>
+                <wp:cNvGraphicFramePr/>
+                <a:graphic xmlns:a="http://schemas.openxmlformats.org/drawingml/2006/main">
+                  <a:graphicData uri="http://schemas.microsoft.com/office/word/2010/wordprocessingShape">
+                    <wps:wsp>
+                      <wps:cNvSpPr/>
+                      <wps:spPr>
+                        <a:xfrm>
+                          <a:off x="0" y="0"/>
+                          <a:ext cx="132080" cy="139700"/>
+                        </a:xfrm>
+                        <a:prstGeom prst="rect">
+                          <a:avLst/>
+                        </a:prstGeom>
+                        <a:noFill/>
+                        <a:ln w="22225">
+                          <a:solidFill>
+                            <a:srgbClr val="FF0000"/>
+                          </a:solidFill>
+                        </a:ln>
+                      </wps:spPr>
+                      <wps:style>
+                        <a:lnRef idx="2">
+                          <a:schemeClr val="accent1">
+                            <a:shade val="50000"/>
+                          </a:schemeClr>
+                        </a:lnRef>
+                        <a:fillRef idx="1">
+                          <a:schemeClr val="accent1"/>
+                        </a:fillRef>
+                        <a:effectRef idx="0">
+                          <a:schemeClr val="accent1"/>
+                        </a:effectRef>
+                        <a:fontRef idx="minor">
+                          <a:schemeClr val="lt1"/>
+                        </a:fontRef>
+                      </wps:style>
+                      <wps:bodyPr rot="0" spcFirstLastPara="0" vertOverflow="overflow" horzOverflow="overflow" vert="horz" wrap="square" lIns="91440" tIns="45720" rIns="91440" bIns="45720" numCol="1" spcCol="0" rtlCol="0" fromWordArt="0" anchor="ctr" anchorCtr="0" forceAA="0" compatLnSpc="1">
+                        <a:prstTxWarp prst="textNoShape">
+                          <a:avLst/>
+                        </a:prstTxWarp>
+                        <a:noAutofit/>
+                      </wps:bodyPr>
+                    </wps:wsp>
+                  </a:graphicData>
+                </a:graphic>
+                <wp14:sizeRelH relativeFrom="margin">
+                  <wp14:pctWidth>0</wp14:pctWidth>
+                </wp14:sizeRelH>
+                <wp14:sizeRelV relativeFrom="margin">
+                  <wp14:pctHeight>0</wp14:pctHeight>
+                </wp14:sizeRelV>
+              </wp:anchor>
+            </w:drawing>
+          </mc:Choice>
+          <mc:Fallback>
+            <w:pict>
+              <v:rect w14:anchorId="366D538F" id="Rectángulo 36" o:spid="_x0000_s1026" style="position:absolute;margin-left:17.4pt;margin-top:58.35pt;width:10.4pt;height:11pt;z-index:251863040;visibility:visible;mso-wrap-style:square;mso-width-percent:0;mso-height-percent:0;mso-wrap-distance-left:9pt;mso-wrap-distance-top:0;mso-wrap-distance-right:9pt;mso-wrap-distance-bottom:0;mso-position-horizontal:absolute;mso-position-horizontal-relative:text;mso-position-vertical:absolute;mso-position-vertical-relative:text;mso-width-percent:0;mso-height-percent:0;mso-width-relative:margin;mso-height-relative:margin;v-text-anchor:middle" o:gfxdata="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" filled="f" strokecolor="red" strokeweight="1.75pt"/>
+            </w:pict>
+          </mc:Fallback>
+        </mc:AlternateContent>
+      </w:r>
+      <w:r>
+        <w:rPr>
+          <w:noProof/>
+          <w:lang w:val="es-MX" w:eastAsia="es-MX"/>
+        </w:rPr>
+        <w:drawing>
+          <wp:inline distT="0" distB="0" distL="0" distR="0" wp14:anchorId="6A1A5537" wp14:editId="338A836F">
+            <wp:extent cx="5400000" cy="2068839"/>
+            <wp:effectExtent l="152400" t="152400" r="328295" b="344170"/>
+            <wp:docPr id="223892386" name="Picture 2"/>
+            <wp:cNvGraphicFramePr>
+              <a:graphicFrameLocks xmlns:a="http://schemas.openxmlformats.org/drawingml/2006/main" noChangeAspect="1"/>
+            </wp:cNvGraphicFramePr>
+            <a:graphic xmlns:a="http://schemas.openxmlformats.org/drawingml/2006/main">
+              <a:graphicData uri="http://schemas.openxmlformats.org/drawingml/2006/picture">
+                <pic:pic xmlns:pic="http://schemas.openxmlformats.org/drawingml/2006/picture">
+                  <pic:nvPicPr>
+                    <pic:cNvPr id="223892386" name="Picture 223892386"/>
+                    <pic:cNvPicPr/>
+                  </pic:nvPicPr>
+                  <pic:blipFill>
+                    <a:blip r:embed="rId11" cstate="print">
+                      <a:extLst>
+                        <a:ext uri="{28A0092B-C50C-407E-A947-70E740481C1C}">
+                          <a14:useLocalDpi xmlns:a14="http://schemas.microsoft.com/office/drawing/2010/main" val="0"/>
+                        </a:ext>
+                      </a:extLst>
+                    </a:blip>
+                    <a:stretch>
+                      <a:fillRect/>
+                    </a:stretch>
+                  </pic:blipFill>
+                  <pic:spPr>
+                    <a:xfrm>
+                      <a:off x="0" y="0"/>
+                      <a:ext cx="5400000" cy="2068839"/>
+                    </a:xfrm>
+                    <a:prstGeom prst="rect">
+                      <a:avLst/>
+                    </a:prstGeom>
+                    <a:effectLst>
+                      <a:outerShdw blurRad="292100" dist="139700" dir="2700000" algn="ctr" rotWithShape="0">
+                        <a:srgbClr val="000000">
+                          <a:alpha val="65000"/>
+                        </a:srgbClr>
+                      </a:outerShdw>
+                    </a:effectLst>
+                  </pic:spPr>
+                </pic:pic>
+              </a:graphicData>
+            </a:graphic>
+          </wp:inline>
+        </w:drawing>
+      </w:r>
+    </w:p>
+    <w:p>
+      <w:pPr>
+        <w:spacing w:line="276" w:lineRule="auto"/>
+        <w:rPr>
+          <w:rFonts w:ascii="Arial" w:hAnsi="Arial" w:cs="Arial"/>
+          <w:sz w:val="24"/>
+          <w:szCs w:val="24"/>
+        </w:rPr>
+      </w:pPr>
+    </w:p>
+    <w:p>
+      <w:pPr>
+        <w:rPr>
+          <w:rFonts w:ascii="Arial" w:hAnsi="Arial" w:cs="Arial"/>
+          <w:sz w:val="24"/>
+          <w:szCs w:val="24"/>
+        </w:rPr>
+      </w:pPr>
+      <w:r>
+        <w:rPr>
+          <w:rFonts w:ascii="Arial" w:hAnsi="Arial" w:cs="Arial"/>
+          <w:sz w:val="24"/>
+          <w:szCs w:val="24"/>
+        </w:rPr>
+        <w:br w:type="page"/>
+      </w:r>
+    </w:p>
+    <w:p>
+      <w:pPr>
+        <w:spacing w:line="276" w:lineRule="auto"/>
+        <w:rPr>
+          <w:rFonts w:ascii="Arial" w:hAnsi="Arial" w:cs="Arial"/>
+          <w:sz w:val="24"/>
+          <w:szCs w:val="24"/>
+        </w:rPr>
+      </w:pPr>
+    </w:p>
+    <w:p>
+      <w:pPr>
+        <w:spacing w:line="276" w:lineRule="auto"/>
+        <w:rPr>
+          <w:rFonts w:ascii="Arial" w:hAnsi="Arial" w:cs="Arial"/>
+          <w:sz w:val="24"/>
+          <w:szCs w:val="24"/>
+        </w:rPr>
+      </w:pPr>
+      <w:r>
+        <w:rPr>
+          <w:rFonts w:ascii="Arial" w:hAnsi="Arial" w:cs="Arial"/>
+          <w:sz w:val="24"/>
+          <w:szCs w:val="24"/>
+        </w:rPr>
+        <w:t xml:space="preserve">Y deberá confirmar el proceso de Eliminación de un registro de las </w:t>
+      </w:r>
+      <w:r>
+        <w:rPr>
+          <w:rFonts w:ascii="Arial" w:hAnsi="Arial" w:cs="Arial"/>
+          <w:sz w:val="24"/>
+          <w:szCs w:val="24"/>
+        </w:rPr>
+        <w:t>Aportaciones</w:t>
+      </w:r>
+      <w:r>
+        <w:rPr>
+          <w:rFonts w:ascii="Arial" w:hAnsi="Arial" w:cs="Arial"/>
+          <w:sz w:val="24"/>
+          <w:szCs w:val="24"/>
+        </w:rPr>
+        <w:t xml:space="preserve"> </w:t>
+      </w:r>
+      <w:r>
+        <w:rPr>
+          <w:rFonts w:ascii="Arial" w:hAnsi="Arial" w:cs="Arial"/>
+          <w:sz w:val="24"/>
+          <w:szCs w:val="24"/>
+        </w:rPr>
+        <w:t>Estatales</w:t>
+      </w:r>
+      <w:r>
+        <w:rPr>
+          <w:rFonts w:ascii="Arial" w:hAnsi="Arial" w:cs="Arial"/>
+          <w:sz w:val="24"/>
+          <w:szCs w:val="24"/>
+        </w:rPr>
+        <w:t xml:space="preserve"> - Montos.</w:t>
+      </w:r>
+    </w:p>
+    <w:p>
+      <w:pPr>
+        <w:spacing w:line="276" w:lineRule="auto"/>
+        <w:rPr>
+          <w:rFonts w:ascii="Arial" w:hAnsi="Arial" w:cs="Arial"/>
+          <w:sz w:val="24"/>
+          <w:szCs w:val="24"/>
+        </w:rPr>
+      </w:pPr>
+    </w:p>
+    <w:p>
+      <w:pPr>
+        <w:spacing w:line="276" w:lineRule="auto"/>
+        <w:jc w:val="center"/>
+        <w:rPr>
+          <w:rFonts w:ascii="Arial" w:hAnsi="Arial" w:cs="Arial"/>
+          <w:sz w:val="24"/>
+          <w:szCs w:val="24"/>
+        </w:rPr>
+      </w:pPr>
+      <w:r>
+        <w:rPr>
+          <w:noProof/>
+          <w:lang w:val="es-MX" w:eastAsia="es-MX"/>
+        </w:rPr>
+        <mc:AlternateContent>
+          <mc:Choice Requires="wps">
+            <w:drawing>
+              <wp:anchor distT="0" distB="0" distL="114300" distR="114300" simplePos="0" relativeHeight="251864064" behindDoc="0" locked="0" layoutInCell="1" allowOverlap="1" wp14:anchorId="5F01EA2A" wp14:editId="67812C91">
+                <wp:simplePos x="0" y="0"/>
+                <wp:positionH relativeFrom="margin">
+                  <wp:posOffset>1848031</wp:posOffset>
+                </wp:positionH>
+                <wp:positionV relativeFrom="paragraph">
+                  <wp:posOffset>2287270</wp:posOffset>
+                </wp:positionV>
+                <wp:extent cx="900000" cy="396000"/>
+                <wp:effectExtent l="12700" t="12700" r="27305" b="23495"/>
+                <wp:wrapNone/>
+                <wp:docPr id="1557520684" name="Rectángulo 34"/>
+                <wp:cNvGraphicFramePr/>
+                <a:graphic xmlns:a="http://schemas.openxmlformats.org/drawingml/2006/main">
+                  <a:graphicData uri="http://schemas.microsoft.com/office/word/2010/wordprocessingShape">
+                    <wps:wsp>
+                      <wps:cNvSpPr/>
+                      <wps:spPr>
+                        <a:xfrm>
+                          <a:off x="0" y="0"/>
+                          <a:ext cx="900000" cy="396000"/>
+                        </a:xfrm>
+                        <a:prstGeom prst="rect">
+                          <a:avLst/>
+                        </a:prstGeom>
+                        <a:noFill/>
+                        <a:ln w="38100">
+                          <a:solidFill>
+                            <a:srgbClr val="FF0000"/>
+                          </a:solidFill>
+                        </a:ln>
+                      </wps:spPr>
+                      <wps:style>
+                        <a:lnRef idx="2">
+                          <a:schemeClr val="accent1">
+                            <a:shade val="50000"/>
+                          </a:schemeClr>
+                        </a:lnRef>
+                        <a:fillRef idx="1">
+                          <a:schemeClr val="accent1"/>
+                        </a:fillRef>
+                        <a:effectRef idx="0">
+                          <a:schemeClr val="accent1"/>
+                        </a:effectRef>
+                        <a:fontRef idx="minor">
+                          <a:schemeClr val="lt1"/>
+                        </a:fontRef>
+                      </wps:style>
+                      <wps:bodyPr rot="0" spcFirstLastPara="0" vertOverflow="overflow" horzOverflow="overflow" vert="horz" wrap="square" lIns="91440" tIns="45720" rIns="91440" bIns="45720" numCol="1" spcCol="0" rtlCol="0" fromWordArt="0" anchor="ctr" anchorCtr="0" forceAA="0" compatLnSpc="1">
+                        <a:prstTxWarp prst="textNoShape">
+                          <a:avLst/>
+                        </a:prstTxWarp>
+                        <a:noAutofit/>
+                      </wps:bodyPr>
+                    </wps:wsp>
+                  </a:graphicData>
+                </a:graphic>
+                <wp14:sizeRelH relativeFrom="margin">
+                  <wp14:pctWidth>0</wp14:pctWidth>
+                </wp14:sizeRelH>
+                <wp14:sizeRelV relativeFrom="margin">
+                  <wp14:pctHeight>0</wp14:pctHeight>
+                </wp14:sizeRelV>
+              </wp:anchor>
+            </w:drawing>
+          </mc:Choice>
+          <mc:Fallback>
+            <w:pict>
+              <v:rect w14:anchorId="7D02976A" id="Rectángulo 34" o:spid="_x0000_s1026" style="position:absolute;margin-left:145.5pt;margin-top:180.1pt;width:70.85pt;height:31.2pt;z-index:251864064;visibility:visible;mso-wrap-style:square;mso-width-percent:0;mso-height-percent:0;mso-wrap-distance-left:9pt;mso-wrap-distance-top:0;mso-wrap-distance-right:9pt;mso-wrap-distance-bottom:0;mso-position-horizontal:absolute;mso-position-horizontal-relative:margin;mso-position-vertical:absolute;mso-position-vertical-relative:text;mso-width-percent:0;mso-height-percent:0;mso-width-relative:margin;mso-height-relative:margin;v-text-anchor:middle" o:gfxdata="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" filled="f" strokecolor="red" strokeweight="3pt">
+                <w10:wrap anchorx="margin"/>
+              </v:rect>
+            </w:pict>
+          </mc:Fallback>
+        </mc:AlternateContent>
+      </w:r>
+      <w:r>
+        <w:rPr>
+          <w:noProof/>
+          <w:lang w:val="es-MX" w:eastAsia="es-MX"/>
+        </w:rPr>
+        <w:drawing>
+          <wp:inline distT="0" distB="0" distL="0" distR="0" wp14:anchorId="61979250" wp14:editId="0ED4E686">
+            <wp:extent cx="3822700" cy="2679700"/>
+            <wp:effectExtent l="152400" t="152400" r="330200" b="342900"/>
+            <wp:docPr id="521804190" name="Picture 1"/>
+            <wp:cNvGraphicFramePr>
+              <a:graphicFrameLocks xmlns:a="http://schemas.openxmlformats.org/drawingml/2006/main" noChangeAspect="1"/>
+            </wp:cNvGraphicFramePr>
+            <a:graphic xmlns:a="http://schemas.openxmlformats.org/drawingml/2006/main">
+              <a:graphicData uri="http://schemas.openxmlformats.org/drawingml/2006/picture">
+                <pic:pic xmlns:pic="http://schemas.openxmlformats.org/drawingml/2006/picture">
+                  <pic:nvPicPr>
+                    <pic:cNvPr id="521804190" name="Picture 521804190"/>
+                    <pic:cNvPicPr/>
+                  </pic:nvPicPr>
+                  <pic:blipFill>
+                    <a:blip r:embed="rId18">
+                      <a:extLst>
+                        <a:ext uri="{28A0092B-C50C-407E-A947-70E740481C1C}">
+                          <a14:useLocalDpi xmlns:a14="http://schemas.microsoft.com/office/drawing/2010/main" val="0"/>
+                        </a:ext>
+                      </a:extLst>
+                    </a:blip>
+                    <a:stretch>
+                      <a:fillRect/>
+                    </a:stretch>
+                  </pic:blipFill>
+                  <pic:spPr>
+                    <a:xfrm>
+                      <a:off x="0" y="0"/>
+                      <a:ext cx="3822700" cy="2679700"/>
+                    </a:xfrm>
+                    <a:prstGeom prst="rect">
+                      <a:avLst/>
+                    </a:prstGeom>
+                    <a:effectLst>
+                      <a:outerShdw blurRad="292100" dist="139700" dir="2700000" algn="ctr" rotWithShape="0">
+                        <a:srgbClr val="000000">
+                          <a:alpha val="65000"/>
+                        </a:srgbClr>
+                      </a:outerShdw>
+                    </a:effectLst>
+                  </pic:spPr>
+                </pic:pic>
+              </a:graphicData>
+            </a:graphic>
+          </wp:inline>
+        </w:drawing>
+      </w:r>
+    </w:p>
+    <w:p>
+      <w:pPr>
+        <w:spacing w:line="276" w:lineRule="auto"/>
+        <w:rPr>
+          <w:rFonts w:ascii="Arial" w:hAnsi="Arial" w:cs="Arial"/>
+          <w:sz w:val="24"/>
+          <w:szCs w:val="24"/>
+        </w:rPr>
+      </w:pPr>
+    </w:p>
+    <w:p>
+      <w:pPr>
+        <w:rPr>
+          <w:rFonts w:ascii="Arial" w:hAnsi="Arial" w:cs="Arial"/>
+          <w:sz w:val="24"/>
+          <w:szCs w:val="24"/>
+        </w:rPr>
+      </w:pPr>
+      <w:r>
+        <w:rPr>
+          <w:rFonts w:ascii="Arial" w:hAnsi="Arial" w:cs="Arial"/>
+          <w:sz w:val="24"/>
+          <w:szCs w:val="24"/>
+        </w:rPr>
+        <w:br w:type="page"/>
+      </w:r>
+    </w:p>
+    <w:p>
+      <w:pPr>
+        <w:rPr>
+          <w:rFonts w:ascii="Arial" w:hAnsi="Arial" w:cs="Arial"/>
+          <w:sz w:val="24"/>
+          <w:szCs w:val="24"/>
+        </w:rPr>
+      </w:pPr>
+    </w:p>
+    <w:p>
+      <w:pPr>
+        <w:pStyle w:val="Heading1"/>
+        <w:spacing w:line="276" w:lineRule="auto"/>
+        <w:jc w:val="center"/>
+        <w:rPr>
+          <w:rFonts w:cs="Arial"/>
+          <w:b w:val="0"/>
+          <w:color w:val="auto"/>
+        </w:rPr>
+      </w:pPr>
+      <w:bookmarkStart w:id="23" w:name="_Toc123565165"/>
+      <w:bookmarkStart w:id="24" w:name="_Toc124341673"/>
+      <w:bookmarkStart w:id="25" w:name="_Toc214363192"/>
+      <w:r>
+        <w:rPr>
+          <w:rFonts w:cs="Arial"/>
+          <w:b w:val="0"/>
+          <w:color w:val="auto"/>
+        </w:rPr>
+        <w:t>6</w:t>
+      </w:r>
+      <w:r>
+        <w:rPr>
+          <w:rFonts w:cs="Arial"/>
+          <w:b w:val="0"/>
+          <w:color w:val="auto"/>
+        </w:rPr>
+        <w:t>.- Consulta de estatus</w:t>
+      </w:r>
+      <w:bookmarkEnd w:id="23"/>
+      <w:bookmarkEnd w:id="24"/>
+      <w:bookmarkEnd w:id="25"/>
+    </w:p>
     <w:p/>
     <w:p>
       <w:pPr>
@@ -7043,7 +7845,15 @@
           <w:sz w:val="24"/>
           <w:szCs w:val="24"/>
         </w:rPr>
-        <w:t>5.1.- El estatus actual del cálculo aparece en la columna final “</w:t>
+        <w:t>6</w:t>
+      </w:r>
+      <w:r>
+        <w:rPr>
+          <w:rFonts w:ascii="Arial" w:hAnsi="Arial" w:cs="Arial"/>
+          <w:sz w:val="24"/>
+          <w:szCs w:val="24"/>
+        </w:rPr>
+        <w:t>.1.- El estatus actual del cálculo aparece en la columna final “</w:t>
       </w:r>
       <w:r>
         <w:rPr>
@@ -7117,7 +7927,7 @@
                     <pic:cNvPicPr/>
                   </pic:nvPicPr>
                   <pic:blipFill>
-                    <a:blip r:embed="rId16"/>
+                    <a:blip r:embed="rId19"/>
                     <a:stretch>
                       <a:fillRect/>
                     </a:stretch>
@@ -7242,7 +8052,7 @@
           <w:lang w:val="es-MX" w:eastAsia="es-MX"/>
         </w:rPr>
         <w:drawing>
-          <wp:inline distT="0" distB="0" distL="0" distR="0" wp14:anchorId="0D5408C5" wp14:editId="7D5C2D01">
+          <wp:inline distT="0" distB="0" distL="0" distR="0" wp14:anchorId="0D5408C5" wp14:editId="708B856C">
             <wp:extent cx="5400000" cy="2527088"/>
             <wp:effectExtent l="152400" t="152400" r="340995" b="343535"/>
             <wp:docPr id="182859001" name="Picture 2"/>
@@ -7257,7 +8067,7 @@
                     <pic:cNvPicPr/>
                   </pic:nvPicPr>
                   <pic:blipFill>
-                    <a:blip r:embed="rId17" cstate="print">
+                    <a:blip r:embed="rId20" cstate="print">
                       <a:extLst>
                         <a:ext uri="{28A0092B-C50C-407E-A947-70E740481C1C}">
                           <a14:useLocalDpi xmlns:a14="http://schemas.microsoft.com/office/drawing/2010/main" val="0"/>
@@ -7302,8 +8112,8 @@
       </w:pPr>
     </w:p>
     <w:sectPr>
-      <w:headerReference w:type="default" r:id="rId18"/>
-      <w:footerReference w:type="default" r:id="rId19"/>
+      <w:headerReference w:type="default" r:id="rId21"/>
+      <w:footerReference w:type="default" r:id="rId22"/>
       <w:pgSz w:w="12240" w:h="15840" w:code="1"/>
       <w:pgMar w:top="1417" w:right="1701" w:bottom="1417" w:left="1701" w:header="708" w:footer="708" w:gutter="0"/>
       <w:cols w:space="708"/>
